--- a/klagomål/A 61524-2025 FSC-klagomål.docx
+++ b/klagomål/A 61524-2025 FSC-klagomål.docx
@@ -1036,7 +1036,7 @@
     <w:r>
       <w:tab/>
       <w:tab/>
-      <w:t>2025-12-11</w:t>
+      <w:t>2025-12-12</w:t>
       <w:br/>
       <w:br/>
     </w:r>

--- a/klagomål/A 61524-2025 FSC-klagomål.docx
+++ b/klagomål/A 61524-2025 FSC-klagomål.docx
@@ -1036,7 +1036,7 @@
     <w:r>
       <w:tab/>
       <w:tab/>
-      <w:t>2025-12-12</w:t>
+      <w:t>2025-12-13</w:t>
       <w:br/>
       <w:br/>
     </w:r>

--- a/klagomål/A 61524-2025 FSC-klagomål.docx
+++ b/klagomål/A 61524-2025 FSC-klagomål.docx
@@ -1036,7 +1036,7 @@
     <w:r>
       <w:tab/>
       <w:tab/>
-      <w:t>2025-12-19</w:t>
+      <w:t>2025-12-20</w:t>
       <w:br/>
       <w:br/>
     </w:r>

--- a/klagomål/A 61524-2025 FSC-klagomål.docx
+++ b/klagomål/A 61524-2025 FSC-klagomål.docx
@@ -1036,7 +1036,7 @@
     <w:r>
       <w:tab/>
       <w:tab/>
-      <w:t>2025-12-20</w:t>
+      <w:t>2025-12-21</w:t>
       <w:br/>
       <w:br/>
     </w:r>

--- a/klagomål/A 61524-2025 FSC-klagomål.docx
+++ b/klagomål/A 61524-2025 FSC-klagomål.docx
@@ -1036,7 +1036,7 @@
     <w:r>
       <w:tab/>
       <w:tab/>
-      <w:t>2025-12-21</w:t>
+      <w:t>2025-12-22</w:t>
       <w:br/>
       <w:br/>
     </w:r>

--- a/klagomål/A 61524-2025 FSC-klagomål.docx
+++ b/klagomål/A 61524-2025 FSC-klagomål.docx
@@ -1036,7 +1036,7 @@
     <w:r>
       <w:tab/>
       <w:tab/>
-      <w:t>2025-12-22</w:t>
+      <w:t>2025-12-26</w:t>
       <w:br/>
       <w:br/>
     </w:r>

--- a/klagomål/A 61524-2025 FSC-klagomål.docx
+++ b/klagomål/A 61524-2025 FSC-klagomål.docx
@@ -1036,7 +1036,7 @@
     <w:r>
       <w:tab/>
       <w:tab/>
-      <w:t>2026-01-07</w:t>
+      <w:t>2026-01-08</w:t>
       <w:br/>
       <w:br/>
     </w:r>

--- a/klagomål/A 61524-2025 FSC-klagomål.docx
+++ b/klagomål/A 61524-2025 FSC-klagomål.docx
@@ -1036,7 +1036,7 @@
     <w:r>
       <w:tab/>
       <w:tab/>
-      <w:t>2026-01-08</w:t>
+      <w:t>2026-01-09</w:t>
       <w:br/>
       <w:br/>
     </w:r>

--- a/klagomål/A 61524-2025 FSC-klagomål.docx
+++ b/klagomål/A 61524-2025 FSC-klagomål.docx
@@ -1036,7 +1036,7 @@
     <w:r>
       <w:tab/>
       <w:tab/>
-      <w:t>2026-01-09</w:t>
+      <w:t>2026-01-10</w:t>
       <w:br/>
       <w:br/>
     </w:r>

--- a/klagomål/A 61524-2025 FSC-klagomål.docx
+++ b/klagomål/A 61524-2025 FSC-klagomål.docx
@@ -1036,7 +1036,7 @@
     <w:r>
       <w:tab/>
       <w:tab/>
-      <w:t>2026-01-10</w:t>
+      <w:t>2026-01-11</w:t>
       <w:br/>
       <w:br/>
     </w:r>

--- a/klagomål/A 61524-2025 FSC-klagomål.docx
+++ b/klagomål/A 61524-2025 FSC-klagomål.docx
@@ -1036,7 +1036,7 @@
     <w:r>
       <w:tab/>
       <w:tab/>
-      <w:t>2026-01-11</w:t>
+      <w:t>2026-01-12</w:t>
       <w:br/>
       <w:br/>
     </w:r>

--- a/klagomål/A 61524-2025 FSC-klagomål.docx
+++ b/klagomål/A 61524-2025 FSC-klagomål.docx
@@ -1036,7 +1036,7 @@
     <w:r>
       <w:tab/>
       <w:tab/>
-      <w:t>2026-01-12</w:t>
+      <w:t>2026-01-13</w:t>
       <w:br/>
       <w:br/>
     </w:r>

--- a/klagomål/A 61524-2025 FSC-klagomål.docx
+++ b/klagomål/A 61524-2025 FSC-klagomål.docx
@@ -1036,7 +1036,7 @@
     <w:r>
       <w:tab/>
       <w:tab/>
-      <w:t>2026-01-13</w:t>
+      <w:t>2026-01-14</w:t>
       <w:br/>
       <w:br/>
     </w:r>

--- a/klagomål/A 61524-2025 FSC-klagomål.docx
+++ b/klagomål/A 61524-2025 FSC-klagomål.docx
@@ -1036,7 +1036,7 @@
     <w:r>
       <w:tab/>
       <w:tab/>
-      <w:t>2026-01-14</w:t>
+      <w:t>2026-01-15</w:t>
       <w:br/>
       <w:br/>
     </w:r>

--- a/klagomål/A 61524-2025 FSC-klagomål.docx
+++ b/klagomål/A 61524-2025 FSC-klagomål.docx
@@ -1036,7 +1036,7 @@
     <w:r>
       <w:tab/>
       <w:tab/>
-      <w:t>2026-01-15</w:t>
+      <w:t>2026-01-16</w:t>
       <w:br/>
       <w:br/>
     </w:r>

--- a/klagomål/A 61524-2025 FSC-klagomål.docx
+++ b/klagomål/A 61524-2025 FSC-klagomål.docx
@@ -1036,7 +1036,7 @@
     <w:r>
       <w:tab/>
       <w:tab/>
-      <w:t>2026-01-16</w:t>
+      <w:t>2026-01-17</w:t>
       <w:br/>
       <w:br/>
     </w:r>

--- a/klagomål/A 61524-2025 FSC-klagomål.docx
+++ b/klagomål/A 61524-2025 FSC-klagomål.docx
@@ -1036,7 +1036,7 @@
     <w:r>
       <w:tab/>
       <w:tab/>
-      <w:t>2026-01-17</w:t>
+      <w:t>2026-01-18</w:t>
       <w:br/>
       <w:br/>
     </w:r>

--- a/klagomål/A 61524-2025 FSC-klagomål.docx
+++ b/klagomål/A 61524-2025 FSC-klagomål.docx
@@ -1036,7 +1036,7 @@
     <w:r>
       <w:tab/>
       <w:tab/>
-      <w:t>2026-01-18</w:t>
+      <w:t>2026-01-19</w:t>
       <w:br/>
       <w:br/>
     </w:r>

--- a/klagomål/A 61524-2025 FSC-klagomål.docx
+++ b/klagomål/A 61524-2025 FSC-klagomål.docx
@@ -1036,7 +1036,7 @@
     <w:r>
       <w:tab/>
       <w:tab/>
-      <w:t>2026-01-19</w:t>
+      <w:t>2026-01-20</w:t>
       <w:br/>
       <w:br/>
     </w:r>

--- a/klagomål/A 61524-2025 FSC-klagomål.docx
+++ b/klagomål/A 61524-2025 FSC-klagomål.docx
@@ -1036,7 +1036,7 @@
     <w:r>
       <w:tab/>
       <w:tab/>
-      <w:t>2026-01-20</w:t>
+      <w:t>2026-01-21</w:t>
       <w:br/>
       <w:br/>
     </w:r>

--- a/klagomål/A 61524-2025 FSC-klagomål.docx
+++ b/klagomål/A 61524-2025 FSC-klagomål.docx
@@ -1036,7 +1036,7 @@
     <w:r>
       <w:tab/>
       <w:tab/>
-      <w:t>2026-01-21</w:t>
+      <w:t>2026-01-23</w:t>
       <w:br/>
       <w:br/>
     </w:r>

--- a/klagomål/A 61524-2025 FSC-klagomål.docx
+++ b/klagomål/A 61524-2025 FSC-klagomål.docx
@@ -1036,7 +1036,7 @@
     <w:r>
       <w:tab/>
       <w:tab/>
-      <w:t>2026-01-23</w:t>
+      <w:t>2026-01-24</w:t>
       <w:br/>
       <w:br/>
     </w:r>

--- a/klagomål/A 61524-2025 FSC-klagomål.docx
+++ b/klagomål/A 61524-2025 FSC-klagomål.docx
@@ -1036,7 +1036,7 @@
     <w:r>
       <w:tab/>
       <w:tab/>
-      <w:t>2026-01-24</w:t>
+      <w:t>2026-01-25</w:t>
       <w:br/>
       <w:br/>
     </w:r>

--- a/klagomål/A 61524-2025 FSC-klagomål.docx
+++ b/klagomål/A 61524-2025 FSC-klagomål.docx
@@ -1036,7 +1036,7 @@
     <w:r>
       <w:tab/>
       <w:tab/>
-      <w:t>2026-01-25</w:t>
+      <w:t>2026-01-26</w:t>
       <w:br/>
       <w:br/>
     </w:r>

--- a/klagomål/A 61524-2025 FSC-klagomål.docx
+++ b/klagomål/A 61524-2025 FSC-klagomål.docx
@@ -1036,7 +1036,7 @@
     <w:r>
       <w:tab/>
       <w:tab/>
-      <w:t>2026-01-26</w:t>
+      <w:t>2026-01-27</w:t>
       <w:br/>
       <w:br/>
     </w:r>

--- a/klagomål/A 61524-2025 FSC-klagomål.docx
+++ b/klagomål/A 61524-2025 FSC-klagomål.docx
@@ -1036,7 +1036,7 @@
     <w:r>
       <w:tab/>
       <w:tab/>
-      <w:t>2026-01-27</w:t>
+      <w:t>2026-01-28</w:t>
       <w:br/>
       <w:br/>
     </w:r>

--- a/klagomål/A 61524-2025 FSC-klagomål.docx
+++ b/klagomål/A 61524-2025 FSC-klagomål.docx
@@ -112,7 +112,7 @@
         <w:pStyle w:val="ListBullet"/>
       </w:pPr>
       <w:r>
-        <w:t>Om ett ombud (tex Norra skog eller Mellanskog) avverkningsanmäler en skog med naturvärden motsvarande nyckelbiotops kvalité men markägaren inte är FSC certifierad, bör du skicka in ett FSC kontrollerat virke klagomål. Då ska klagomålet skickas till ombudsföretaget.</w:t>
+        <w:t>Om ett ombud (tex Norra skog eller Mellanskog) avverkningsanmäler en skog med naturvärden motsvarande nyckelbiotops kvalitet men markägaren inte är FSC certifierad, bör du skicka in ett FSC kontrollerat virke klagomål. Då ska klagomålet skickas till ombudsföretaget.</w:t>
       </w:r>
     </w:p>
     <w:p>
@@ -254,7 +254,25 @@
         <w:t>Koralltaggsvamp (NT)</w:t>
       </w:r>
       <w:r>
-        <w:t xml:space="preserve"> är i hela landet en mycket bra signalart som nästan enbart påträffas i skogsområden med höga naturvärden. Arten hotas av brist på död ved. Ingrepp som innebär att lågor och döda eller skadade träd tas bort missgynnar arten. En slutavverkning, skoglig gallring eller annat uttag av virke på växtplatsen som ger ett förändrat lokalklimat innebär ett direkt hot liksom överföring av lövskog till barrskog (SLU Artdatabanken, 2024; Nitare &amp; Skogsstyrelsen, 2019).</w:t>
+        <w:t xml:space="preserve"> är i hela landet en mycket bra signalart som nästan enbart påträffas i skogsområden med höga naturvärden. Arten hotas av brist på död ved. Ingrepp som innebär att lågor och döda eller skadade träd tas bort missgynnar arten. En slutavverkning, skoglig gallring eller annat uttag av virke på växtplatsen som ger ett förändrat lokalklimat innebär ett direkt hot liksom överföring av lövskog till barrskog. Koralltaggsvamp är typisk art för </w:t>
+      </w:r>
+      <w:r>
+        <w:rPr>
+          <w:i/>
+        </w:rPr>
+        <w:t>9010 Taiga, 9050 Näringsrik granskog</w:t>
+      </w:r>
+      <w:r>
+        <w:t xml:space="preserve"> och</w:t>
+      </w:r>
+      <w:r>
+        <w:rPr>
+          <w:i/>
+        </w:rPr>
+        <w:t xml:space="preserve"> 9030 Landhöjningsskog</w:t>
+      </w:r>
+      <w:r>
+        <w:t xml:space="preserve"> (SLU Artdatabanken, 2024; Nitare &amp; Skogsstyrelsen, 2019).</w:t>
       </w:r>
     </w:p>
     <w:p>
@@ -265,7 +283,16 @@
         <w:t xml:space="preserve">Orange taggsvamp (NT) </w:t>
       </w:r>
       <w:r>
-        <w:t>bildar mykorrhiza med både gran och tall och den förekommer främst i äldre barrskogar med kontinuitetsskogskaraktär. Mest frekvent är den i äldre mossrik granskog, men då bara i skogar inom granens naturliga utbredningsområde och i bestånd med långvarig grankontinuitet. Den totala populationen i landet bedöms ha minskat kraftigt och fortsatt kommer att minska då arten är knuten till en produktiv skogsmiljö som successivt avverkas. Arten hotas främst av skogsavverkning och tycks försvinna efter slutavverkning, markberedning och plantering och det är inte känt att arten har återkommit i anlagd skog på tidigare kalmark (SLU Artdatabanken, 2024).</w:t>
+        <w:t xml:space="preserve">bildar mykorrhiza med både gran och tall och den förekommer främst i äldre barrskogar med kontinuitetsskogskaraktär. Mest frekvent är den i äldre mossrik granskog, men då bara i skogar inom granens naturliga utbredningsområde och i bestånd med långvarig grankontinuitet. Den totala populationen i landet bedöms ha minskat kraftigt och fortsatt kommer att minska då arten är knuten till en produktiv skogsmiljö som successivt avverkas. Arten hotas främst av skogsavverkning och tycks försvinna efter slutavverkning, markberedning och plantering och det är inte känt att arten har återkommit i anlagd skog på tidigare kalmark. Orange taggsvamp är typisk art för </w:t>
+      </w:r>
+      <w:r>
+        <w:rPr>
+          <w:i/>
+        </w:rPr>
+        <w:t>9010 Taiga</w:t>
+      </w:r>
+      <w:r>
+        <w:t xml:space="preserve"> (SLU Artdatabanken, 2024).</w:t>
       </w:r>
     </w:p>
     <w:p>
@@ -276,7 +303,25 @@
         <w:t>Rosenticka (NT)</w:t>
       </w:r>
       <w:r>
-        <w:t>, rödlistad som nära hotad, ingår i en karaktäristisk association av vedsvampar som växer på gamla, grova granlågor i urskogsartade barrskogar. Den är placerad i toppen av Skogsstyrelsens värdepyramid för bedömning av skog med höga naturvärden och indikerar ett granskogsekosystem med långvarig kontinuitet av grova lågor. Artens beroende av grova granlågor innebär att alla skogsskötselåtgärder på eller i omedelbar närhet av lokalerna utgör ett hot på lång sikt. Det är angeläget att populationerna inte ytterligare glesas ut och ett tillräckligt antal områden där arten nu finns måste sparas för framtiden (Nitare &amp; Skogsstyrelsen, 2019; SLU Artdatabanken, 2024).</w:t>
+        <w:t xml:space="preserve">, rödlistad som nära hotad, ingår i en karaktäristisk association av vedsvampar som växer på gamla, grova granlågor i urskogsartade barrskogar. Den är placerad i toppen av Skogsstyrelsens värdepyramid för bedömning av skog med höga naturvärden och indikerar ett granskogsekosystem med långvarig kontinuitet av grova lågor. Artens beroende av grova granlågor innebär att alla skogsskötselåtgärder på eller i omedelbar närhet av lokalerna utgör ett hot på lång sikt. Det är angeläget att populationerna inte ytterligare glesas ut och ett tillräckligt antal områden där arten nu finns måste sparas för framtiden. Rosenticka är typisk art för </w:t>
+      </w:r>
+      <w:r>
+        <w:rPr>
+          <w:i/>
+        </w:rPr>
+        <w:t xml:space="preserve">9010 Taiga </w:t>
+      </w:r>
+      <w:r>
+        <w:t xml:space="preserve">och </w:t>
+      </w:r>
+      <w:r>
+        <w:rPr>
+          <w:i/>
+        </w:rPr>
+        <w:t>9050 Näringsrik granskog</w:t>
+      </w:r>
+      <w:r>
+        <w:t xml:space="preserve"> (Nitare &amp; Skogsstyrelsen, 2019; SLU Artdatabanken, 2024).</w:t>
       </w:r>
     </w:p>
     <w:p>
@@ -339,10 +384,57 @@
         <w:rPr>
           <w:b/>
         </w:rPr>
+        <w:t xml:space="preserve">Grönkulla (§8) </w:t>
+      </w:r>
+      <w:r>
+        <w:t xml:space="preserve">är typisk art för </w:t>
+      </w:r>
+      <w:r>
+        <w:rPr>
+          <w:i/>
+        </w:rPr>
+        <w:t xml:space="preserve">9040 Fjällbjörkskog, 9070 Trädklädd betesmark, 6170 Alpina kalkgräsmarker, 6520 Höglänta slåtterängar </w:t>
+      </w:r>
+      <w:r>
+        <w:t>och</w:t>
+      </w:r>
+      <w:r>
+        <w:rPr>
+          <w:i/>
+        </w:rPr>
+        <w:t xml:space="preserve"> 6210 Kalkgräsmarker </w:t>
+      </w:r>
+      <w:r>
+        <w:t>(SLU Artdatabanken, 2025).</w:t>
+      </w:r>
+    </w:p>
+    <w:p>
+      <w:r>
+        <w:rPr>
+          <w:b/>
+        </w:rPr>
         <w:t>Knärot (VU, §8)</w:t>
       </w:r>
       <w:r>
-        <w:t xml:space="preserve"> är rödlistad som sårbar och fridlyst enligt 8§ artskyddsförordningen. En nyligen genomförd analys av 79 floraväktarlokaler indikerar att det behövs någonstans mellan 100 och 150 meters skyddszon för att en knärotspopulation inte ska dö ut på lång sikt (Sebestyén &amp; Sundberg, 2025). Detta ligger väl i linje med tidigare genomförda studier som visar att det krävs väl tilltagna buffertzoner för att knäroten inte ska ta skada av skogsbruksåtgärder i intilliggande skog (Johnson, 2014; Koelmeijer m.fl., 2022; Skogsstyrelsen, 2022). Arten är även känslig för gallring vilket framgår av Skogsstyrelsens egen vägledning för hänsyn till knärot (Skogsstyrelsen, 2022). För rika förekomster av knärot är reservatsbildning eller biotopskydd lämpliga åtgärder för att skydda den. På knärot kan den sällsynta rostsvampen </w:t>
+        <w:t xml:space="preserve"> är typisk art för </w:t>
+      </w:r>
+      <w:r>
+        <w:rPr>
+          <w:i/>
+        </w:rPr>
+        <w:t xml:space="preserve">9010 Taiga </w:t>
+      </w:r>
+      <w:r>
+        <w:t>och</w:t>
+      </w:r>
+      <w:r>
+        <w:rPr>
+          <w:i/>
+        </w:rPr>
+        <w:t xml:space="preserve"> 9050 Näringsrik granskog</w:t>
+      </w:r>
+      <w:r>
+        <w:t xml:space="preserve">, rödlistad som sårbar och fridlyst enligt 8§ artskyddsförordningen. En nyligen genomförd analys av 79 floraväktarlokaler indikerar att det behövs någonstans mellan 100 och 150 meters skyddszon för att en knärotspopulation inte ska dö ut på lång sikt (Sebestyén &amp; Sundberg, 2025). Detta ligger väl i linje med tidigare genomförda studier som visar att det krävs väl tilltagna buffertzoner för att knäroten inte ska ta skada av skogsbruksåtgärder i intilliggande skog (Johnson, 2014; Koelmeijer m.fl., 2022; Skogsstyrelsen, 2022). Arten är även känslig för gallring vilket framgår av Skogsstyrelsens egen vägledning för hänsyn till knärot (Skogsstyrelsen, 2022). För rika förekomster av knärot är reservatsbildning eller biotopskydd lämpliga åtgärder för att skydda den. På knärot kan den sällsynta rostsvampen </w:t>
       </w:r>
       <w:r>
         <w:rPr>
@@ -725,7 +817,25 @@
     </w:p>
     <w:p>
       <w:r>
-        <w:t>Knärot är fridlyst enligt 8 och 15 §§ artskyddsförordningen och klassad som sårbar (VU) enligt rödlistan 2020. Knärot är beroende av hög och jämn luftfuktighet i gamla, ostörda skogsmiljöer och är känslig för snabba förändringar av ljus-/vindförhållanden eller uttorkning. På grund av ett alltför intensivt skogsbruk har den minskat med 40 (25–50) % under de senaste 60 åren och i framtiden bedöms minskningstakten uppgå till 30 (20–40) %. Till följd av att arten har en dokumenterat högre minskningstakt i förhållande till sin generationstid än vad som tidigare varit känt (data från Riksskogstaxeringen) höjdes den till hotkategori sårbar (VU) i rödlistan 2020 (SLU Artdatabanken, 2024).</w:t>
+        <w:t xml:space="preserve">Knärot är typisk art för </w:t>
+      </w:r>
+      <w:r>
+        <w:rPr>
+          <w:i/>
+        </w:rPr>
+        <w:t xml:space="preserve">9010 Taiga </w:t>
+      </w:r>
+      <w:r>
+        <w:t>och</w:t>
+      </w:r>
+      <w:r>
+        <w:rPr>
+          <w:i/>
+        </w:rPr>
+        <w:t xml:space="preserve"> 9050 Näringsrik granskog</w:t>
+      </w:r>
+      <w:r>
+        <w:t>, fridlyst enligt 8 och 15 §§ artskyddsförordningen och klassad som sårbar (VU) enligt rödlistan 2020. Knärot är beroende av hög och jämn luftfuktighet i gamla, ostörda skogsmiljöer och är känslig för snabba förändringar av ljus-/vindförhållanden eller uttorkning. På grund av ett alltför intensivt skogsbruk har den minskat med 40 (25–50) % under de senaste 60 åren och i framtiden bedöms minskningstakten uppgå till 30 (20–40) %. Till följd av att arten har en dokumenterat högre minskningstakt i förhållande till sin generationstid än vad som tidigare varit känt (data från Riksskogstaxeringen) höjdes den till hotkategori sårbar (VU) i rödlistan 2020 (SLU Artdatabanken, 2024).</w:t>
       </w:r>
     </w:p>
     <w:p>
@@ -1036,7 +1146,7 @@
     <w:r>
       <w:tab/>
       <w:tab/>
-      <w:t>2026-01-28</w:t>
+      <w:t>2026-01-29</w:t>
       <w:br/>
       <w:br/>
     </w:r>

--- a/klagomål/A 61524-2025 FSC-klagomål.docx
+++ b/klagomål/A 61524-2025 FSC-klagomål.docx
@@ -1146,7 +1146,7 @@
     <w:r>
       <w:tab/>
       <w:tab/>
-      <w:t>2026-01-29</w:t>
+      <w:t>2026-01-30</w:t>
       <w:br/>
       <w:br/>
     </w:r>

--- a/klagomål/A 61524-2025 FSC-klagomål.docx
+++ b/klagomål/A 61524-2025 FSC-klagomål.docx
@@ -1146,7 +1146,7 @@
     <w:r>
       <w:tab/>
       <w:tab/>
-      <w:t>2026-01-30</w:t>
+      <w:t>2026-01-31</w:t>
       <w:br/>
       <w:br/>
     </w:r>

--- a/klagomål/A 61524-2025 FSC-klagomål.docx
+++ b/klagomål/A 61524-2025 FSC-klagomål.docx
@@ -1146,7 +1146,7 @@
     <w:r>
       <w:tab/>
       <w:tab/>
-      <w:t>2026-02-28</w:t>
+      <w:t>2026-03-01</w:t>
       <w:br/>
       <w:br/>
     </w:r>

--- a/klagomål/A 61524-2025 FSC-klagomål.docx
+++ b/klagomål/A 61524-2025 FSC-klagomål.docx
@@ -1146,7 +1146,7 @@
     <w:r>
       <w:tab/>
       <w:tab/>
-      <w:t>2026-03-01</w:t>
+      <w:t>2026-03-02</w:t>
       <w:br/>
       <w:br/>
     </w:r>

--- a/klagomål/A 61524-2025 FSC-klagomål.docx
+++ b/klagomål/A 61524-2025 FSC-klagomål.docx
@@ -191,7 +191,7 @@
     </w:p>
     <w:p>
       <w:r>
-        <w:t>I avverkningsanmälan har följande 10 naturvårdsarter hittats: knärot (VU, §8), tajgataggsvamp (VU), koralltaggsvamp (NT), oljetagging (NT), orange taggsvamp (NT), rosenticka (NT), svart taggsvamp (NT), vaddporing (NT), grönkulla (S, §8) och rökmusseron (S). Av dessa är 8 rödlistade. För rödlistade arter har rödlistekategorin angivits inom parentes. Arter som är signalarter enligt Skogsstyrelsen har markerats med (S). För fridlysta arter anges även paragrafen i Artskyddsförordningen som arten är fridlyst enligt.</w:t>
+        <w:t>I avverkningsanmälan har följande 10 naturvårdsarter hittats: knärot (VU, §8), tajgataggsvamp (VU), koralltaggsvamp (NT), oljetagging (NT), orange taggsvamp (NT), rosenticka (NT), svart taggsvamp agg. (NT), vaddporing (NT), grönkulla (S, §8) och rökmusseron (S). Av dessa är 8 rödlistade. För rödlistade arter har rödlistekategorin angivits inom parentes. Arter som är signalarter enligt Skogsstyrelsen har markerats med (S). För fridlysta arter anges även paragrafen i Artskyddsförordningen som arten är fridlyst enligt.</w:t>
       </w:r>
     </w:p>
     <w:p>
@@ -206,7 +206,7 @@
       <w:r>
         <w:drawing>
           <wp:inline xmlns:a="http://schemas.openxmlformats.org/drawingml/2006/main" xmlns:pic="http://schemas.openxmlformats.org/drawingml/2006/picture">
-            <wp:extent cx="5486400" cy="3584807"/>
+            <wp:extent cx="5486400" cy="3540719"/>
             <wp:docPr id="1" name="Picture 1"/>
             <wp:cNvGraphicFramePr>
               <a:graphicFrameLocks noChangeAspect="1"/>
@@ -227,7 +227,7 @@
                   <pic:spPr>
                     <a:xfrm>
                       <a:off x="0" y="0"/>
-                      <a:ext cx="5486400" cy="3584807"/>
+                      <a:ext cx="5486400" cy="3540719"/>
                     </a:xfrm>
                     <a:prstGeom prst="rect"/>
                   </pic:spPr>
@@ -329,7 +329,7 @@
         <w:rPr>
           <w:b/>
         </w:rPr>
-        <w:t xml:space="preserve">Svart taggsvamp (NT) </w:t>
+        <w:t xml:space="preserve">Svart taggsvamp agg. (NT) </w:t>
       </w:r>
       <w:r>
         <w:t>bildar huvudsakligen mykorrhiza med gran och tall, men även med ek och bok. Slutavverkning utgör det största hotet mot arten och den överlever sannolikt inte en föryngringshuggning då barrträdens rötter dör efter avverkningen. Förekomsterna i barrskog är särskilt utsatta eftersom arten föredrar att växa i äldre, virkesrika skogar med högre bonitet, som avverkas i rask takt. Fler äldre, virkesrika barrskogar med högre bonitet måste formellt skyddas som biotopskyddsområden eller naturreservat. Även oskyddade växtplatser i lövskogsbiotoper bör få ett starkt skydd. Skogsområden med svart taggsvamp bör inte gallras eller plockhuggas om inte huggningen efterföljs av skogsbete (SLU Artdatabanken, 2024).</w:t>
@@ -1146,7 +1146,7 @@
     <w:r>
       <w:tab/>
       <w:tab/>
-      <w:t>2026-03-02</w:t>
+      <w:t>2026-03-03</w:t>
       <w:br/>
       <w:br/>
     </w:r>

--- a/klagomål/A 61524-2025 FSC-klagomål.docx
+++ b/klagomål/A 61524-2025 FSC-klagomål.docx
@@ -1146,7 +1146,7 @@
     <w:r>
       <w:tab/>
       <w:tab/>
-      <w:t>2026-03-03</w:t>
+      <w:t>2026-03-04</w:t>
       <w:br/>
       <w:br/>
     </w:r>

--- a/klagomål/A 61524-2025 FSC-klagomål.docx
+++ b/klagomål/A 61524-2025 FSC-klagomål.docx
@@ -1146,7 +1146,7 @@
     <w:r>
       <w:tab/>
       <w:tab/>
-      <w:t>2026-03-04</w:t>
+      <w:t>2026-03-05</w:t>
       <w:br/>
       <w:br/>
     </w:r>

--- a/klagomål/A 61524-2025 FSC-klagomål.docx
+++ b/klagomål/A 61524-2025 FSC-klagomål.docx
@@ -1146,7 +1146,7 @@
     <w:r>
       <w:tab/>
       <w:tab/>
-      <w:t>2026-03-05</w:t>
+      <w:t>2026-03-06</w:t>
       <w:br/>
       <w:br/>
     </w:r>

--- a/klagomål/A 61524-2025 FSC-klagomål.docx
+++ b/klagomål/A 61524-2025 FSC-klagomål.docx
@@ -1146,7 +1146,7 @@
     <w:r>
       <w:tab/>
       <w:tab/>
-      <w:t>2026-03-06</w:t>
+      <w:t>2026-03-07</w:t>
       <w:br/>
       <w:br/>
     </w:r>

--- a/klagomål/A 61524-2025 FSC-klagomål.docx
+++ b/klagomål/A 61524-2025 FSC-klagomål.docx
@@ -1146,7 +1146,7 @@
     <w:r>
       <w:tab/>
       <w:tab/>
-      <w:t>2026-03-13</w:t>
+      <w:t>2026-03-16</w:t>
       <w:br/>
       <w:br/>
     </w:r>

--- a/klagomål/A 61524-2025 FSC-klagomål.docx
+++ b/klagomål/A 61524-2025 FSC-klagomål.docx
@@ -1146,7 +1146,7 @@
     <w:r>
       <w:tab/>
       <w:tab/>
-      <w:t>2026-03-16</w:t>
+      <w:t>2026-03-17</w:t>
       <w:br/>
       <w:br/>
     </w:r>

--- a/klagomål/A 61524-2025 FSC-klagomål.docx
+++ b/klagomål/A 61524-2025 FSC-klagomål.docx
@@ -1146,7 +1146,7 @@
     <w:r>
       <w:tab/>
       <w:tab/>
-      <w:t>2026-03-17</w:t>
+      <w:t>2026-03-18</w:t>
       <w:br/>
       <w:br/>
     </w:r>

--- a/klagomål/A 61524-2025 FSC-klagomål.docx
+++ b/klagomål/A 61524-2025 FSC-klagomål.docx
@@ -1146,7 +1146,7 @@
     <w:r>
       <w:tab/>
       <w:tab/>
-      <w:t>2026-03-18</w:t>
+      <w:t>2026-03-19</w:t>
       <w:br/>
       <w:br/>
     </w:r>

--- a/klagomål/A 61524-2025 FSC-klagomål.docx
+++ b/klagomål/A 61524-2025 FSC-klagomål.docx
@@ -1146,7 +1146,7 @@
     <w:r>
       <w:tab/>
       <w:tab/>
-      <w:t>2026-03-19</w:t>
+      <w:t>2026-03-20</w:t>
       <w:br/>
       <w:br/>
     </w:r>

--- a/klagomål/A 61524-2025 FSC-klagomål.docx
+++ b/klagomål/A 61524-2025 FSC-klagomål.docx
@@ -1146,7 +1146,7 @@
     <w:r>
       <w:tab/>
       <w:tab/>
-      <w:t>2026-03-20</w:t>
+      <w:t>2026-03-21</w:t>
       <w:br/>
       <w:br/>
     </w:r>

--- a/klagomål/A 61524-2025 FSC-klagomål.docx
+++ b/klagomål/A 61524-2025 FSC-klagomål.docx
@@ -1146,7 +1146,7 @@
     <w:r>
       <w:tab/>
       <w:tab/>
-      <w:t>2026-03-21</w:t>
+      <w:t>2026-03-22</w:t>
       <w:br/>
       <w:br/>
     </w:r>

--- a/klagomål/A 61524-2025 FSC-klagomål.docx
+++ b/klagomål/A 61524-2025 FSC-klagomål.docx
@@ -1146,7 +1146,7 @@
     <w:r>
       <w:tab/>
       <w:tab/>
-      <w:t>2026-03-22</w:t>
+      <w:t>2026-03-23</w:t>
       <w:br/>
       <w:br/>
     </w:r>

--- a/klagomål/A 61524-2025 FSC-klagomål.docx
+++ b/klagomål/A 61524-2025 FSC-klagomål.docx
@@ -1146,7 +1146,7 @@
     <w:r>
       <w:tab/>
       <w:tab/>
-      <w:t>2026-03-23</w:t>
+      <w:t>2026-03-24</w:t>
       <w:br/>
       <w:br/>
     </w:r>

--- a/klagomål/A 61524-2025 FSC-klagomål.docx
+++ b/klagomål/A 61524-2025 FSC-klagomål.docx
@@ -1146,7 +1146,7 @@
     <w:r>
       <w:tab/>
       <w:tab/>
-      <w:t>2026-03-24</w:t>
+      <w:t>2026-03-25</w:t>
       <w:br/>
       <w:br/>
     </w:r>

--- a/klagomål/A 61524-2025 FSC-klagomål.docx
+++ b/klagomål/A 61524-2025 FSC-klagomål.docx
@@ -1146,7 +1146,7 @@
     <w:r>
       <w:tab/>
       <w:tab/>
-      <w:t>2026-03-25</w:t>
+      <w:t>2026-03-26</w:t>
       <w:br/>
       <w:br/>
     </w:r>

--- a/klagomål/A 61524-2025 FSC-klagomål.docx
+++ b/klagomål/A 61524-2025 FSC-klagomål.docx
@@ -1146,7 +1146,7 @@
     <w:r>
       <w:tab/>
       <w:tab/>
-      <w:t>2026-03-26</w:t>
+      <w:t>2026-03-27</w:t>
       <w:br/>
       <w:br/>
     </w:r>

--- a/klagomål/A 61524-2025 FSC-klagomål.docx
+++ b/klagomål/A 61524-2025 FSC-klagomål.docx
@@ -1146,7 +1146,7 @@
     <w:r>
       <w:tab/>
       <w:tab/>
-      <w:t>2026-03-27</w:t>
+      <w:t>2026-03-28</w:t>
       <w:br/>
       <w:br/>
     </w:r>

--- a/klagomål/A 61524-2025 FSC-klagomål.docx
+++ b/klagomål/A 61524-2025 FSC-klagomål.docx
@@ -1193,7 +1193,7 @@
     <w:r>
       <w:tab/>
       <w:tab/>
-      <w:t>2026-04-14</w:t>
+      <w:t>2026-04-15</w:t>
       <w:br/>
       <w:br/>
     </w:r>

--- a/klagomål/A 61524-2025 FSC-klagomål.docx
+++ b/klagomål/A 61524-2025 FSC-klagomål.docx
@@ -1193,7 +1193,7 @@
     <w:r>
       <w:tab/>
       <w:tab/>
-      <w:t>2026-04-15</w:t>
+      <w:t>2026-04-16</w:t>
       <w:br/>
       <w:br/>
     </w:r>

--- a/klagomål/A 61524-2025 FSC-klagomål.docx
+++ b/klagomål/A 61524-2025 FSC-klagomål.docx
@@ -1193,7 +1193,7 @@
     <w:r>
       <w:tab/>
       <w:tab/>
-      <w:t>2026-04-16</w:t>
+      <w:t>2026-04-17</w:t>
       <w:br/>
       <w:br/>
     </w:r>

--- a/klagomål/A 61524-2025 FSC-klagomål.docx
+++ b/klagomål/A 61524-2025 FSC-klagomål.docx
@@ -1193,7 +1193,7 @@
     <w:r>
       <w:tab/>
       <w:tab/>
-      <w:t>2026-04-17</w:t>
+      <w:t>2026-04-18</w:t>
       <w:br/>
       <w:br/>
     </w:r>

--- a/klagomål/A 61524-2025 FSC-klagomål.docx
+++ b/klagomål/A 61524-2025 FSC-klagomål.docx
@@ -1193,7 +1193,7 @@
     <w:r>
       <w:tab/>
       <w:tab/>
-      <w:t>2026-04-18</w:t>
+      <w:t>2026-04-19</w:t>
       <w:br/>
       <w:br/>
     </w:r>

--- a/klagomål/A 61524-2025 FSC-klagomål.docx
+++ b/klagomål/A 61524-2025 FSC-klagomål.docx
@@ -1193,7 +1193,7 @@
     <w:r>
       <w:tab/>
       <w:tab/>
-      <w:t>2026-04-19</w:t>
+      <w:t>2026-04-20</w:t>
       <w:br/>
       <w:br/>
     </w:r>

--- a/klagomål/A 61524-2025 FSC-klagomål.docx
+++ b/klagomål/A 61524-2025 FSC-klagomål.docx
@@ -1193,7 +1193,7 @@
     <w:r>
       <w:tab/>
       <w:tab/>
-      <w:t>2026-04-20</w:t>
+      <w:t>2026-04-21</w:t>
       <w:br/>
       <w:br/>
     </w:r>

--- a/klagomål/A 61524-2025 FSC-klagomål.docx
+++ b/klagomål/A 61524-2025 FSC-klagomål.docx
@@ -1193,7 +1193,7 @@
     <w:r>
       <w:tab/>
       <w:tab/>
-      <w:t>2026-04-21</w:t>
+      <w:t>2026-04-22</w:t>
       <w:br/>
       <w:br/>
     </w:r>

--- a/klagomål/A 61524-2025 FSC-klagomål.docx
+++ b/klagomål/A 61524-2025 FSC-klagomål.docx
@@ -1193,7 +1193,7 @@
     <w:r>
       <w:tab/>
       <w:tab/>
-      <w:t>2026-04-22</w:t>
+      <w:t>2026-04-23</w:t>
       <w:br/>
       <w:br/>
     </w:r>

--- a/klagomål/A 61524-2025 FSC-klagomål.docx
+++ b/klagomål/A 61524-2025 FSC-klagomål.docx
@@ -1193,7 +1193,7 @@
     <w:r>
       <w:tab/>
       <w:tab/>
-      <w:t>2026-04-23</w:t>
+      <w:t>2026-04-24</w:t>
       <w:br/>
       <w:br/>
     </w:r>

--- a/klagomål/A 61524-2025 FSC-klagomål.docx
+++ b/klagomål/A 61524-2025 FSC-klagomål.docx
@@ -1193,7 +1193,7 @@
     <w:r>
       <w:tab/>
       <w:tab/>
-      <w:t>2026-04-24</w:t>
+      <w:t>2026-04-25</w:t>
       <w:br/>
       <w:br/>
     </w:r>

--- a/klagomål/A 61524-2025 FSC-klagomål.docx
+++ b/klagomål/A 61524-2025 FSC-klagomål.docx
@@ -1193,7 +1193,7 @@
     <w:r>
       <w:tab/>
       <w:tab/>
-      <w:t>2026-05-16</w:t>
+      <w:t>2026-05-17</w:t>
       <w:br/>
       <w:br/>
     </w:r>

--- a/klagomål/A 61524-2025 FSC-klagomål.docx
+++ b/klagomål/A 61524-2025 FSC-klagomål.docx
@@ -1193,7 +1193,7 @@
     <w:r>
       <w:tab/>
       <w:tab/>
-      <w:t>2026-05-17</w:t>
+      <w:t>2026-05-18</w:t>
       <w:br/>
       <w:br/>
     </w:r>

--- a/klagomål/A 61524-2025 FSC-klagomål.docx
+++ b/klagomål/A 61524-2025 FSC-klagomål.docx
@@ -1193,7 +1193,7 @@
     <w:r>
       <w:tab/>
       <w:tab/>
-      <w:t>2026-05-18</w:t>
+      <w:t>2026-05-19</w:t>
       <w:br/>
       <w:br/>
     </w:r>

--- a/klagomål/A 61524-2025 FSC-klagomål.docx
+++ b/klagomål/A 61524-2025 FSC-klagomål.docx
@@ -1193,7 +1193,7 @@
     <w:r>
       <w:tab/>
       <w:tab/>
-      <w:t>2026-05-19</w:t>
+      <w:t>2026-05-20</w:t>
       <w:br/>
       <w:br/>
     </w:r>

--- a/klagomål/A 61524-2025 FSC-klagomål.docx
+++ b/klagomål/A 61524-2025 FSC-klagomål.docx
@@ -1193,7 +1193,7 @@
     <w:r>
       <w:tab/>
       <w:tab/>
-      <w:t>2026-05-20</w:t>
+      <w:t>2026-05-21</w:t>
       <w:br/>
       <w:br/>
     </w:r>

--- a/klagomål/A 61524-2025 FSC-klagomål.docx
+++ b/klagomål/A 61524-2025 FSC-klagomål.docx
@@ -1193,7 +1193,7 @@
     <w:r>
       <w:tab/>
       <w:tab/>
-      <w:t>2026-05-21</w:t>
+      <w:t>2026-05-22</w:t>
       <w:br/>
       <w:br/>
     </w:r>

--- a/klagomål/A 61524-2025 FSC-klagomål.docx
+++ b/klagomål/A 61524-2025 FSC-klagomål.docx
@@ -1193,7 +1193,7 @@
     <w:r>
       <w:tab/>
       <w:tab/>
-      <w:t>2026-05-22</w:t>
+      <w:t>2026-05-23</w:t>
       <w:br/>
       <w:br/>
     </w:r>

--- a/klagomål/A 61524-2025 FSC-klagomål.docx
+++ b/klagomål/A 61524-2025 FSC-klagomål.docx
@@ -1193,7 +1193,7 @@
     <w:r>
       <w:tab/>
       <w:tab/>
-      <w:t>2026-05-23</w:t>
+      <w:t>2026-05-24</w:t>
       <w:br/>
       <w:br/>
     </w:r>

--- a/klagomål/A 61524-2025 FSC-klagomål.docx
+++ b/klagomål/A 61524-2025 FSC-klagomål.docx
@@ -1193,7 +1193,7 @@
     <w:r>
       <w:tab/>
       <w:tab/>
-      <w:t>2026-05-24</w:t>
+      <w:t>2026-05-25</w:t>
       <w:br/>
       <w:br/>
     </w:r>

--- a/klagomål/A 61524-2025 FSC-klagomål.docx
+++ b/klagomål/A 61524-2025 FSC-klagomål.docx
@@ -1193,7 +1193,7 @@
     <w:r>
       <w:tab/>
       <w:tab/>
-      <w:t>2026-05-25</w:t>
+      <w:t>2026-05-26</w:t>
       <w:br/>
       <w:br/>
     </w:r>

--- a/klagomål/A 61524-2025 FSC-klagomål.docx
+++ b/klagomål/A 61524-2025 FSC-klagomål.docx
@@ -1193,7 +1193,7 @@
     <w:r>
       <w:tab/>
       <w:tab/>
-      <w:t>2026-05-26</w:t>
+      <w:t>2026-05-27</w:t>
       <w:br/>
       <w:br/>
     </w:r>

--- a/klagomål/A 61524-2025 FSC-klagomål.docx
+++ b/klagomål/A 61524-2025 FSC-klagomål.docx
@@ -1193,7 +1193,7 @@
     <w:r>
       <w:tab/>
       <w:tab/>
-      <w:t>2026-05-27</w:t>
+      <w:t>2026-05-28</w:t>
       <w:br/>
       <w:br/>
     </w:r>

--- a/klagomål/A 61524-2025 FSC-klagomål.docx
+++ b/klagomål/A 61524-2025 FSC-klagomål.docx
@@ -1193,7 +1193,7 @@
     <w:r>
       <w:tab/>
       <w:tab/>
-      <w:t>2026-05-28</w:t>
+      <w:t>2026-05-29</w:t>
       <w:br/>
       <w:br/>
     </w:r>

--- a/klagomål/A 61524-2025 FSC-klagomål.docx
+++ b/klagomål/A 61524-2025 FSC-klagomål.docx
@@ -1193,7 +1193,7 @@
     <w:r>
       <w:tab/>
       <w:tab/>
-      <w:t>2026-05-29</w:t>
+      <w:t>2026-05-30</w:t>
       <w:br/>
       <w:br/>
     </w:r>

--- a/klagomål/A 61524-2025 FSC-klagomål.docx
+++ b/klagomål/A 61524-2025 FSC-klagomål.docx
@@ -1193,7 +1193,7 @@
     <w:r>
       <w:tab/>
       <w:tab/>
-      <w:t>2026-05-30</w:t>
+      <w:t>2026-05-31</w:t>
       <w:br/>
       <w:br/>
     </w:r>

--- a/klagomål/A 61524-2025 FSC-klagomål.docx
+++ b/klagomål/A 61524-2025 FSC-klagomål.docx
@@ -1193,7 +1193,7 @@
     <w:r>
       <w:tab/>
       <w:tab/>
-      <w:t>2026-05-31</w:t>
+      <w:t>2026-06-01</w:t>
       <w:br/>
       <w:br/>
     </w:r>

--- a/klagomål/A 61524-2025 FSC-klagomål.docx
+++ b/klagomål/A 61524-2025 FSC-klagomål.docx
@@ -1193,7 +1193,7 @@
     <w:r>
       <w:tab/>
       <w:tab/>
-      <w:t>2026-06-01</w:t>
+      <w:t>2026-06-02</w:t>
       <w:br/>
       <w:br/>
     </w:r>

--- a/klagomål/A 61524-2025 FSC-klagomål.docx
+++ b/klagomål/A 61524-2025 FSC-klagomål.docx
@@ -1193,7 +1193,7 @@
     <w:r>
       <w:tab/>
       <w:tab/>
-      <w:t>2026-06-02</w:t>
+      <w:t>2026-06-03</w:t>
       <w:br/>
       <w:br/>
     </w:r>

--- a/klagomål/A 61524-2025 FSC-klagomål.docx
+++ b/klagomål/A 61524-2025 FSC-klagomål.docx
@@ -1193,7 +1193,7 @@
     <w:r>
       <w:tab/>
       <w:tab/>
-      <w:t>2026-06-03</w:t>
+      <w:t>2026-06-04</w:t>
       <w:br/>
       <w:br/>
     </w:r>

--- a/klagomål/A 61524-2025 FSC-klagomål.docx
+++ b/klagomål/A 61524-2025 FSC-klagomål.docx
@@ -1193,7 +1193,7 @@
     <w:r>
       <w:tab/>
       <w:tab/>
-      <w:t>2026-06-04</w:t>
+      <w:t>2026-06-05</w:t>
       <w:br/>
       <w:br/>
     </w:r>

--- a/klagomål/A 61524-2025 FSC-klagomål.docx
+++ b/klagomål/A 61524-2025 FSC-klagomål.docx
@@ -1193,7 +1193,7 @@
     <w:r>
       <w:tab/>
       <w:tab/>
-      <w:t>2026-06-05</w:t>
+      <w:t>2026-06-06</w:t>
       <w:br/>
       <w:br/>
     </w:r>

--- a/klagomål/A 61524-2025 FSC-klagomål.docx
+++ b/klagomål/A 61524-2025 FSC-klagomål.docx
@@ -1193,7 +1193,7 @@
     <w:r>
       <w:tab/>
       <w:tab/>
-      <w:t>2026-06-06</w:t>
+      <w:t>2026-06-07</w:t>
       <w:br/>
       <w:br/>
     </w:r>

--- a/klagomål/A 61524-2025 FSC-klagomål.docx
+++ b/klagomål/A 61524-2025 FSC-klagomål.docx
@@ -1193,7 +1193,7 @@
     <w:r>
       <w:tab/>
       <w:tab/>
-      <w:t>2026-06-07</w:t>
+      <w:t>2026-06-08</w:t>
       <w:br/>
       <w:br/>
     </w:r>

--- a/klagomål/A 61524-2025 FSC-klagomål.docx
+++ b/klagomål/A 61524-2025 FSC-klagomål.docx
@@ -1193,7 +1193,7 @@
     <w:r>
       <w:tab/>
       <w:tab/>
-      <w:t>2026-06-08</w:t>
+      <w:t>2026-06-09</w:t>
       <w:br/>
       <w:br/>
     </w:r>

--- a/klagomål/A 61524-2025 FSC-klagomål.docx
+++ b/klagomål/A 61524-2025 FSC-klagomål.docx
@@ -1193,7 +1193,7 @@
     <w:r>
       <w:tab/>
       <w:tab/>
-      <w:t>2026-06-09</w:t>
+      <w:t>2026-06-10</w:t>
       <w:br/>
       <w:br/>
     </w:r>

--- a/klagomål/A 61524-2025 FSC-klagomål.docx
+++ b/klagomål/A 61524-2025 FSC-klagomål.docx
@@ -1193,7 +1193,7 @@
     <w:r>
       <w:tab/>
       <w:tab/>
-      <w:t>2026-06-10</w:t>
+      <w:t>2026-06-11</w:t>
       <w:br/>
       <w:br/>
     </w:r>

--- a/klagomål/A 61524-2025 FSC-klagomål.docx
+++ b/klagomål/A 61524-2025 FSC-klagomål.docx
@@ -1193,7 +1193,7 @@
     <w:r>
       <w:tab/>
       <w:tab/>
-      <w:t>2026-06-11</w:t>
+      <w:t>2026-06-12</w:t>
       <w:br/>
       <w:br/>
     </w:r>

--- a/klagomål/A 61524-2025 FSC-klagomål.docx
+++ b/klagomål/A 61524-2025 FSC-klagomål.docx
@@ -1193,7 +1193,7 @@
     <w:r>
       <w:tab/>
       <w:tab/>
-      <w:t>2026-06-12</w:t>
+      <w:t>2026-06-13</w:t>
       <w:br/>
       <w:br/>
     </w:r>

--- a/klagomål/A 61524-2025 FSC-klagomål.docx
+++ b/klagomål/A 61524-2025 FSC-klagomål.docx
@@ -1644,7 +1644,7 @@
     <w:r>
       <w:tab/>
       <w:tab/>
-      <w:t>2026-07-13</w:t>
+      <w:t>2026-07-14</w:t>
       <w:br/>
       <w:br/>
     </w:r>

--- a/klagomål/A 61524-2025 FSC-klagomål.docx
+++ b/klagomål/A 61524-2025 FSC-klagomål.docx
@@ -1644,7 +1644,7 @@
     <w:r>
       <w:tab/>
       <w:tab/>
-      <w:t>2026-07-14</w:t>
+      <w:t>2026-07-15</w:t>
       <w:br/>
       <w:br/>
     </w:r>

--- a/klagomål/A 61524-2025 FSC-klagomål.docx
+++ b/klagomål/A 61524-2025 FSC-klagomål.docx
@@ -1644,7 +1644,7 @@
     <w:r>
       <w:tab/>
       <w:tab/>
-      <w:t>2026-07-15</w:t>
+      <w:t>2026-07-16</w:t>
       <w:br/>
       <w:br/>
     </w:r>

--- a/klagomål/A 61524-2025 FSC-klagomål.docx
+++ b/klagomål/A 61524-2025 FSC-klagomål.docx
@@ -1644,7 +1644,7 @@
     <w:r>
       <w:tab/>
       <w:tab/>
-      <w:t>2026-07-16</w:t>
+      <w:t>2026-07-17</w:t>
       <w:br/>
       <w:br/>
     </w:r>

--- a/klagomål/A 61524-2025 FSC-klagomål.docx
+++ b/klagomål/A 61524-2025 FSC-klagomål.docx
@@ -1644,7 +1644,7 @@
     <w:r>
       <w:tab/>
       <w:tab/>
-      <w:t>2026-07-17</w:t>
+      <w:t>2026-07-18</w:t>
       <w:br/>
       <w:br/>
     </w:r>

--- a/klagomål/A 61524-2025 FSC-klagomål.docx
+++ b/klagomål/A 61524-2025 FSC-klagomål.docx
@@ -1644,7 +1644,7 @@
     <w:r>
       <w:tab/>
       <w:tab/>
-      <w:t>2026-07-18</w:t>
+      <w:t>2026-07-19</w:t>
       <w:br/>
       <w:br/>
     </w:r>

--- a/klagomål/A 61524-2025 FSC-klagomål.docx
+++ b/klagomål/A 61524-2025 FSC-klagomål.docx
@@ -1644,7 +1644,7 @@
     <w:r>
       <w:tab/>
       <w:tab/>
-      <w:t>2026-07-19</w:t>
+      <w:t>2026-07-20</w:t>
       <w:br/>
       <w:br/>
     </w:r>

--- a/klagomål/A 61524-2025 FSC-klagomål.docx
+++ b/klagomål/A 61524-2025 FSC-klagomål.docx
@@ -1644,7 +1644,7 @@
     <w:r>
       <w:tab/>
       <w:tab/>
-      <w:t>2026-07-20</w:t>
+      <w:t>2026-07-21</w:t>
       <w:br/>
       <w:br/>
     </w:r>

--- a/klagomål/A 61524-2025 FSC-klagomål.docx
+++ b/klagomål/A 61524-2025 FSC-klagomål.docx
@@ -1644,7 +1644,7 @@
     <w:r>
       <w:tab/>
       <w:tab/>
-      <w:t>2026-07-21</w:t>
+      <w:t>2026-07-22</w:t>
       <w:br/>
       <w:br/>
     </w:r>

--- a/klagomål/A 61524-2025 FSC-klagomål.docx
+++ b/klagomål/A 61524-2025 FSC-klagomål.docx
@@ -1644,7 +1644,7 @@
     <w:r>
       <w:tab/>
       <w:tab/>
-      <w:t>2026-07-22</w:t>
+      <w:t>2026-07-23</w:t>
       <w:br/>
       <w:br/>
     </w:r>

--- a/klagomål/A 61524-2025 FSC-klagomål.docx
+++ b/klagomål/A 61524-2025 FSC-klagomål.docx
@@ -1644,7 +1644,7 @@
     <w:r>
       <w:tab/>
       <w:tab/>
-      <w:t>2026-07-23</w:t>
+      <w:t>2026-07-24</w:t>
       <w:br/>
       <w:br/>
     </w:r>

--- a/klagomål/A 61524-2025 FSC-klagomål.docx
+++ b/klagomål/A 61524-2025 FSC-klagomål.docx
@@ -1644,7 +1644,7 @@
     <w:r>
       <w:tab/>
       <w:tab/>
-      <w:t>2026-07-24</w:t>
+      <w:t>2026-07-25</w:t>
       <w:br/>
       <w:br/>
     </w:r>

--- a/klagomål/A 61524-2025 FSC-klagomål.docx
+++ b/klagomål/A 61524-2025 FSC-klagomål.docx
@@ -1644,7 +1644,7 @@
     <w:r>
       <w:tab/>
       <w:tab/>
-      <w:t>2026-07-25</w:t>
+      <w:t>2026-07-26</w:t>
       <w:br/>
       <w:br/>
     </w:r>

--- a/klagomål/A 61524-2025 FSC-klagomål.docx
+++ b/klagomål/A 61524-2025 FSC-klagomål.docx
@@ -1644,7 +1644,7 @@
     <w:r>
       <w:tab/>
       <w:tab/>
-      <w:t>2026-07-26</w:t>
+      <w:t>2026-07-27</w:t>
       <w:br/>
       <w:br/>
     </w:r>

--- a/klagomål/A 61524-2025 FSC-klagomål.docx
+++ b/klagomål/A 61524-2025 FSC-klagomål.docx
@@ -1644,7 +1644,7 @@
     <w:r>
       <w:tab/>
       <w:tab/>
-      <w:t>2026-07-27</w:t>
+      <w:t>2026-07-28</w:t>
       <w:br/>
       <w:br/>
     </w:r>

--- a/klagomål/A 61524-2025 FSC-klagomål.docx
+++ b/klagomål/A 61524-2025 FSC-klagomål.docx
@@ -1644,7 +1644,7 @@
     <w:r>
       <w:tab/>
       <w:tab/>
-      <w:t>2026-07-28</w:t>
+      <w:t>2026-07-29</w:t>
       <w:br/>
       <w:br/>
     </w:r>

--- a/klagomål/A 61524-2025 FSC-klagomål.docx
+++ b/klagomål/A 61524-2025 FSC-klagomål.docx
@@ -1644,7 +1644,7 @@
     <w:r>
       <w:tab/>
       <w:tab/>
-      <w:t>2026-07-29</w:t>
+      <w:t>2026-07-30</w:t>
       <w:br/>
       <w:br/>
     </w:r>

--- a/klagomål/A 61524-2025 FSC-klagomål.docx
+++ b/klagomål/A 61524-2025 FSC-klagomål.docx
@@ -1644,7 +1644,7 @@
     <w:r>
       <w:tab/>
       <w:tab/>
-      <w:t>2026-07-30</w:t>
+      <w:t>2026-07-31</w:t>
       <w:br/>
       <w:br/>
     </w:r>

--- a/klagomål/A 61524-2025 FSC-klagomål.docx
+++ b/klagomål/A 61524-2025 FSC-klagomål.docx
@@ -1644,7 +1644,7 @@
     <w:r>
       <w:tab/>
       <w:tab/>
-      <w:t>2026-07-31</w:t>
+      <w:t>2026-08-01</w:t>
       <w:br/>
       <w:br/>
     </w:r>

--- a/klagomål/A 61524-2025 FSC-klagomål.docx
+++ b/klagomål/A 61524-2025 FSC-klagomål.docx
@@ -1644,7 +1644,7 @@
     <w:r>
       <w:tab/>
       <w:tab/>
-      <w:t>2026-08-01</w:t>
+      <w:t>2026-08-02</w:t>
       <w:br/>
       <w:br/>
     </w:r>

--- a/klagomål/A 61524-2025 FSC-klagomål.docx
+++ b/klagomål/A 61524-2025 FSC-klagomål.docx
@@ -1644,7 +1644,7 @@
     <w:r>
       <w:tab/>
       <w:tab/>
-      <w:t>2026-08-02</w:t>
+      <w:t>2026-08-03</w:t>
       <w:br/>
       <w:br/>
     </w:r>

--- a/klagomål/A 61524-2025 FSC-klagomål.docx
+++ b/klagomål/A 61524-2025 FSC-klagomål.docx
@@ -1644,7 +1644,7 @@
     <w:r>
       <w:tab/>
       <w:tab/>
-      <w:t>2026-08-03</w:t>
+      <w:t>2026-08-05</w:t>
       <w:br/>
       <w:br/>
     </w:r>

--- a/klagomål/A 61524-2025 FSC-klagomål.docx
+++ b/klagomål/A 61524-2025 FSC-klagomål.docx
@@ -1644,7 +1644,7 @@
     <w:r>
       <w:tab/>
       <w:tab/>
-      <w:t>2026-08-05</w:t>
+      <w:t>2026-08-07</w:t>
       <w:br/>
       <w:br/>
     </w:r>

--- a/klagomål/A 61524-2025 FSC-klagomål.docx
+++ b/klagomål/A 61524-2025 FSC-klagomål.docx
@@ -1644,7 +1644,7 @@
     <w:r>
       <w:tab/>
       <w:tab/>
-      <w:t>2026-08-07</w:t>
+      <w:t>2026-08-08</w:t>
       <w:br/>
       <w:br/>
     </w:r>

--- a/klagomål/A 61524-2025 FSC-klagomål.docx
+++ b/klagomål/A 61524-2025 FSC-klagomål.docx
@@ -216,7 +216,7 @@
         <w:spacing w:after="240"/>
       </w:pPr>
       <w:r>
-        <w:t>Figur 1. Fyndplatser för naturvårdsarter i och inom 18 meter från avverkningsanmälan. Markörer utan svart kant är placerade på fyndplatsen. Markörer med svart kant är placerade vid sidan av fyndplatsen har ett svart streck som visar fyndplatsens exakta position. Kartans mittpunktskoordinat är N 6935521, E 524375 i SWEREF 99 TM.</w:t>
+        <w:t>Figur 1. Fyndplatser för naturvårdsarter i och inom 18 meter från avverkningsanmälan. Markörer utan svart kant är placerade på fyndplatsen. Markörer med svart kant är placerade vid sidan av fyndplatsen och har ett svart streck som visar fyndplatsens exakta position. Kartans mittpunktskoordinat är N 6935521, E 524375 i SWEREF 99 TM.</w:t>
       </w:r>
     </w:p>
     <w:p>
@@ -1644,7 +1644,7 @@
     <w:r>
       <w:tab/>
       <w:tab/>
-      <w:t>2026-08-14</w:t>
+      <w:t>2026-08-15</w:t>
       <w:br/>
       <w:br/>
     </w:r>

--- a/klagomål/A 61524-2025 FSC-klagomål.docx
+++ b/klagomål/A 61524-2025 FSC-klagomål.docx
@@ -1644,7 +1644,7 @@
     <w:r>
       <w:tab/>
       <w:tab/>
-      <w:t>2026-08-15</w:t>
+      <w:t>2026-08-16</w:t>
       <w:br/>
       <w:br/>
     </w:r>

--- a/klagomål/A 61524-2025 FSC-klagomål.docx
+++ b/klagomål/A 61524-2025 FSC-klagomål.docx
@@ -1644,7 +1644,7 @@
     <w:r>
       <w:tab/>
       <w:tab/>
-      <w:t>2026-08-16</w:t>
+      <w:t>2026-08-17</w:t>
       <w:br/>
       <w:br/>
     </w:r>

--- a/klagomål/A 61524-2025 FSC-klagomål.docx
+++ b/klagomål/A 61524-2025 FSC-klagomål.docx
@@ -1644,7 +1644,7 @@
     <w:r>
       <w:tab/>
       <w:tab/>
-      <w:t>2026-08-17</w:t>
+      <w:t>2026-08-18</w:t>
       <w:br/>
       <w:br/>
     </w:r>

--- a/klagomål/A 61524-2025 FSC-klagomål.docx
+++ b/klagomål/A 61524-2025 FSC-klagomål.docx
@@ -1644,7 +1644,7 @@
     <w:r>
       <w:tab/>
       <w:tab/>
-      <w:t>2026-08-18</w:t>
+      <w:t>2026-08-19</w:t>
       <w:br/>
       <w:br/>
     </w:r>

--- a/klagomål/A 61524-2025 FSC-klagomål.docx
+++ b/klagomål/A 61524-2025 FSC-klagomål.docx
@@ -1644,7 +1644,7 @@
     <w:r>
       <w:tab/>
       <w:tab/>
-      <w:t>2026-08-19</w:t>
+      <w:t>2026-08-20</w:t>
       <w:br/>
       <w:br/>
     </w:r>

--- a/klagomål/A 61524-2025 FSC-klagomål.docx
+++ b/klagomål/A 61524-2025 FSC-klagomål.docx
@@ -1644,7 +1644,7 @@
     <w:r>
       <w:tab/>
       <w:tab/>
-      <w:t>2026-08-20</w:t>
+      <w:t>2026-08-21</w:t>
       <w:br/>
       <w:br/>
     </w:r>

--- a/klagomål/A 61524-2025 FSC-klagomål.docx
+++ b/klagomål/A 61524-2025 FSC-klagomål.docx
@@ -1644,7 +1644,7 @@
     <w:r>
       <w:tab/>
       <w:tab/>
-      <w:t>2026-08-21</w:t>
+      <w:t>2026-08-22</w:t>
       <w:br/>
       <w:br/>
     </w:r>

--- a/klagomål/A 61524-2025 FSC-klagomål.docx
+++ b/klagomål/A 61524-2025 FSC-klagomål.docx
@@ -1644,7 +1644,7 @@
     <w:r>
       <w:tab/>
       <w:tab/>
-      <w:t>2026-08-22</w:t>
+      <w:t>2026-08-23</w:t>
       <w:br/>
       <w:br/>
     </w:r>

--- a/klagomål/A 61524-2025 FSC-klagomål.docx
+++ b/klagomål/A 61524-2025 FSC-klagomål.docx
@@ -1644,7 +1644,7 @@
     <w:r>
       <w:tab/>
       <w:tab/>
-      <w:t>2026-08-23</w:t>
+      <w:t>2026-08-24</w:t>
       <w:br/>
       <w:br/>
     </w:r>

--- a/klagomål/A 61524-2025 FSC-klagomål.docx
+++ b/klagomål/A 61524-2025 FSC-klagomål.docx
@@ -1644,7 +1644,7 @@
     <w:r>
       <w:tab/>
       <w:tab/>
-      <w:t>2026-08-24</w:t>
+      <w:t>2026-08-25</w:t>
       <w:br/>
       <w:br/>
     </w:r>

--- a/klagomål/A 61524-2025 FSC-klagomål.docx
+++ b/klagomål/A 61524-2025 FSC-klagomål.docx
@@ -1644,7 +1644,7 @@
     <w:r>
       <w:tab/>
       <w:tab/>
-      <w:t>2026-08-25</w:t>
+      <w:t>2026-08-26</w:t>
       <w:br/>
       <w:br/>
     </w:r>

--- a/klagomål/A 61524-2025 FSC-klagomål.docx
+++ b/klagomål/A 61524-2025 FSC-klagomål.docx
@@ -1644,7 +1644,7 @@
     <w:r>
       <w:tab/>
       <w:tab/>
-      <w:t>2026-08-26</w:t>
+      <w:t>2026-08-27</w:t>
       <w:br/>
       <w:br/>
     </w:r>

--- a/klagomål/A 61524-2025 FSC-klagomål.docx
+++ b/klagomål/A 61524-2025 FSC-klagomål.docx
@@ -1644,7 +1644,7 @@
     <w:r>
       <w:tab/>
       <w:tab/>
-      <w:t>2026-08-27</w:t>
+      <w:t>2026-08-28</w:t>
       <w:br/>
       <w:br/>
     </w:r>

--- a/klagomål/A 61524-2025 FSC-klagomål.docx
+++ b/klagomål/A 61524-2025 FSC-klagomål.docx
@@ -1644,7 +1644,7 @@
     <w:r>
       <w:tab/>
       <w:tab/>
-      <w:t>2026-08-28</w:t>
+      <w:t>2026-08-29</w:t>
       <w:br/>
       <w:br/>
     </w:r>

--- a/klagomål/A 61524-2025 FSC-klagomål.docx
+++ b/klagomål/A 61524-2025 FSC-klagomål.docx
@@ -1644,7 +1644,7 @@
     <w:r>
       <w:tab/>
       <w:tab/>
-      <w:t>2026-08-29</w:t>
+      <w:t>2026-08-31</w:t>
       <w:br/>
       <w:br/>
     </w:r>

--- a/klagomål/A 61524-2025 FSC-klagomål.docx
+++ b/klagomål/A 61524-2025 FSC-klagomål.docx
@@ -1644,7 +1644,7 @@
     <w:r>
       <w:tab/>
       <w:tab/>
-      <w:t>2026-08-31</w:t>
+      <w:t>2026-09-01</w:t>
       <w:br/>
       <w:br/>
     </w:r>

--- a/klagomål/A 61524-2025 FSC-klagomål.docx
+++ b/klagomål/A 61524-2025 FSC-klagomål.docx
@@ -1644,7 +1644,7 @@
     <w:r>
       <w:tab/>
       <w:tab/>
-      <w:t>2026-09-01</w:t>
+      <w:t>2026-09-02</w:t>
       <w:br/>
       <w:br/>
     </w:r>
